--- a/hin/docx/019.content.docx
+++ b/hin/docx/019.content.docx
@@ -150,26 +150,6 @@
           <w:lang w:val="hi_IN" w:bidi="hi_IN"/>
         </w:rPr>
         <w:t>कव</w:t>
-      </w:r>
-      <w:r>
-        <w:rPr>
-          <w:lang w:val="hi_IN" w:bidi="hi_IN"/>
-        </w:rPr>
-      </w:r>
-    </w:p>
-    <w:p>
-      <w:pPr/>
-      <w:r>
-        <w:rPr>
-          <w:lang w:val="hi_IN" w:bidi="hi_IN"/>
-        </w:rPr>
-      </w:r>
-      <w:r>
-        <w:rPr>
-          <w:i/>
-          <w:lang w:val="hi_IN" w:bidi="hi_IN"/>
-        </w:rPr>
-        <w:t>क्वाड्रेटस की प्रतिरक्षा, क्वारतुस, क्विरिनियुस</w:t>
       </w:r>
       <w:r>
         <w:rPr>

--- a/hin/docx/019.content.docx
+++ b/hin/docx/019.content.docx
@@ -19,7 +19,7 @@
         <w:rPr>
           <w:lang w:val="hi_IN" w:bidi="hi_IN"/>
         </w:rPr>
-        <w:t>Resource: बाइबल कोश (टिंडेल)</w:t>
+        <w:t>Resource: Tyndale Open Bible Dictionary</w:t>
       </w:r>
       <w:r>
         <w:rPr>
@@ -112,7 +112,7 @@
         <w:rPr>
           <w:lang w:val="hi_IN" w:bidi="hi_IN"/>
         </w:rPr>
-        <w:t>बाइबल कोश (टिंडेल)</w:t>
+        <w:t>Tyndale Open Bible Dictionary</w:t>
       </w:r>
     </w:p>
     <w:p>

--- a/hin/docx/019.content.docx
+++ b/hin/docx/019.content.docx
@@ -149,7 +149,7 @@
         <w:rPr>
           <w:lang w:val="hi_IN" w:bidi="hi_IN"/>
         </w:rPr>
-        <w:t>कव</w:t>
+        <w:t>कष</w:t>
       </w:r>
       <w:r>
         <w:rPr>
@@ -212,7 +212,7 @@
         <w:rPr>
           <w:lang w:val="hi_IN" w:bidi="hi_IN"/>
         </w:rPr>
-        <w:t>क्वाड्रेटस की प्रतिरक्षा</w:t>
+        <w:t>क्षमा</w:t>
       </w:r>
       <w:r>
         <w:rPr>
@@ -229,9 +229,38 @@
       </w:r>
       <w:r>
         <w:rPr>
-          <w:lang w:val="hi_IN" w:bidi="hi_IN"/>
-        </w:rPr>
-        <w:t>लगभग 125 ई. में क्वाड्रेटस ने सम्राट हैड्रियन के समक्ष मसीहत की एक प्रारंभिक बचाव (या प्रतिरक्षा) लिखा था। यूसिबियस के लेखन में इस प्रतिरक्षा का एकमात्र बचा हुआ अंश सुरक्षित है। अंश में निम्नलिखित बातें कही गई हैं:</w:t>
+          <w:i/>
+          <w:lang w:val="hi_IN" w:bidi="hi_IN"/>
+        </w:rPr>
+        <w:t>देखिए</w:t>
+      </w:r>
+      <w:r>
+        <w:rPr>
+          <w:lang w:val="hi_IN" w:bidi="hi_IN"/>
+        </w:rPr>
+        <w:t xml:space="preserve"> </w:t>
+      </w:r>
+      <w:r>
+        <w:rPr>
+          <w:lang w:val="hi_IN" w:bidi="hi_IN"/>
+        </w:rPr>
+        <w:t>क्षमा</w:t>
+      </w:r>
+      <w:r>
+        <w:rPr>
+          <w:lang w:val="hi_IN" w:bidi="hi_IN"/>
+        </w:rPr>
+        <w:t>।</w:t>
+      </w:r>
+      <w:r>
+        <w:rPr>
+          <w:lang w:val="hi_IN" w:bidi="hi_IN"/>
+        </w:rPr>
+      </w:r>
+      <w:r>
+        <w:rPr>
+          <w:lang w:val="hi_IN" w:bidi="hi_IN"/>
+        </w:rPr>
       </w:r>
     </w:p>
     <w:p>
@@ -241,11 +270,21 @@
           <w:lang w:val="hi_IN" w:bidi="hi_IN"/>
         </w:rPr>
       </w:r>
-      <w:r>
-        <w:rPr>
-          <w:lang w:val="hi_IN" w:bidi="hi_IN"/>
-        </w:rPr>
-        <w:t>"लेकिन हमारे उद्धारकर्ता के कार्य हमेशा मौजूद थे (क्योंकि वे वास्तविक थे): अर्थात्, जो चंगा करते थे, जो मृतकों में से जी उठे; जो न केवल चंगे होने या जी उठने के कार्य में देखे गए थे, बल्कि हमेशा मौजूद भी थे; और न केवल जब उद्धारकर्ता पृथ्वी पर थे, बल्कि उनके प्रस्थान के बाद भी, वे काफी समय तक जीवित रहे; इतना अधिक कि उनमें से कुछ हमारे दिन तक भी जीवित रहे।"</w:t>
+    </w:p>
+    <w:p>
+      <w:pPr>
+        <w:pStyle w:val="Heading2"/>
+      </w:pPr>
+      <w:r>
+        <w:rPr>
+          <w:lang w:val="hi_IN" w:bidi="hi_IN"/>
+        </w:rPr>
+        <w:t>क्षय रोग</w:t>
+      </w:r>
+      <w:r>
+        <w:rPr>
+          <w:lang w:val="hi_IN" w:bidi="hi_IN"/>
+        </w:rPr>
       </w:r>
     </w:p>
     <w:p>
@@ -259,55 +298,19 @@
         <w:rPr>
           <w:lang w:val="hi_IN" w:bidi="hi_IN"/>
         </w:rPr>
-        <w:t>यूसिबियस के अनुसार, क्वाड्रेटस ने कलीसिया की रक्षा के लिए प्रतिरक्षा लिखा था। यूसिबियस ने लिखा, "कुछ बुरे लोगों ने हमारे लोगों को परेशान करने की कोशिश की।" क्वाड्रेटस को मसीही धर्म की सच्चाई के बारे में हैड्रियन को समझाने की भी उम्मीद थी। अगर क्वाड्रेटस हैड्रियन को मसीहियों के शुद्ध इरादों का भरोसा दिला पाता, तो हैड्रियन उत्पीड़न को खत्म कर सकता था। क्वाड्रेटस की प्रतिरक्षा को कभी-कभी गलती से "डायग्नेटस को लिखे गए पत्र" से जोड़ दिया जाता है।</w:t>
-      </w:r>
-      <w:r>
-        <w:rPr>
-          <w:lang w:val="hi_IN" w:bidi="hi_IN"/>
-        </w:rPr>
-      </w:r>
-      <w:r>
-        <w:rPr>
-          <w:lang w:val="hi_IN" w:bidi="hi_IN"/>
-        </w:rPr>
-      </w:r>
-    </w:p>
-    <w:p>
-      <w:pPr/>
-      <w:r>
-        <w:rPr>
-          <w:lang w:val="hi_IN" w:bidi="hi_IN"/>
-        </w:rPr>
-      </w:r>
-    </w:p>
-    <w:p>
-      <w:pPr>
-        <w:pStyle w:val="Heading2"/>
-      </w:pPr>
-      <w:r>
-        <w:rPr>
-          <w:lang w:val="hi_IN" w:bidi="hi_IN"/>
-        </w:rPr>
-        <w:t>क्वारतुस</w:t>
-      </w:r>
-      <w:r>
-        <w:rPr>
-          <w:lang w:val="hi_IN" w:bidi="hi_IN"/>
-        </w:rPr>
-      </w:r>
-    </w:p>
-    <w:p>
-      <w:pPr/>
-      <w:r>
-        <w:rPr>
-          <w:lang w:val="hi_IN" w:bidi="hi_IN"/>
-        </w:rPr>
-      </w:r>
-      <w:r>
-        <w:rPr>
-          <w:lang w:val="hi_IN" w:bidi="hi_IN"/>
-        </w:rPr>
-        <w:t>वह मसीही जिन्होंने प्रेरित पौलुस के साथ रोम की कलीसिया को अभिवादन भेजा था (</w:t>
+        <w:t xml:space="preserve">ऐतिहासिक रूप से यह </w:t>
+      </w:r>
+      <w:r>
+        <w:rPr>
+          <w:lang w:val="hi_IN" w:bidi="hi_IN"/>
+        </w:rPr>
+        <w:t xml:space="preserve">फेफड़े के क्षयरोग </w:t>
+      </w:r>
+      <w:r>
+        <w:rPr>
+          <w:lang w:val="hi_IN" w:bidi="hi_IN"/>
+        </w:rPr>
+        <w:t>को संबोधित करने वाला चिकित्सकीय शब्द है। बाइबल में "क्षय रोग" शब्द दो बार आता है (</w:t>
       </w:r>
       <w:hyperlink r:id="rId13">
         <w:r>
@@ -318,73 +321,14 @@
             <w:color w:val="0000EE"/>
             <w:u w:val="single"/>
           </w:rPr>
-          <w:t>रोम 16:23</w:t>
+          <w:t xml:space="preserve"> लैव्य 26:16</w:t>
         </w:r>
       </w:hyperlink>
       <w:r>
         <w:rPr>
           <w:lang w:val="hi_IN" w:bidi="hi_IN"/>
         </w:rPr>
-        <w:t>)।</w:t>
-      </w:r>
-      <w:r>
-        <w:rPr>
-          <w:lang w:val="hi_IN" w:bidi="hi_IN"/>
-        </w:rPr>
-      </w:r>
-      <w:r>
-        <w:rPr>
-          <w:lang w:val="hi_IN" w:bidi="hi_IN"/>
-        </w:rPr>
-      </w:r>
-    </w:p>
-    <w:p>
-      <w:pPr/>
-      <w:r>
-        <w:rPr>
-          <w:lang w:val="hi_IN" w:bidi="hi_IN"/>
-        </w:rPr>
-      </w:r>
-    </w:p>
-    <w:p>
-      <w:pPr>
-        <w:pStyle w:val="Heading2"/>
-      </w:pPr>
-      <w:r>
-        <w:rPr>
-          <w:lang w:val="hi_IN" w:bidi="hi_IN"/>
-        </w:rPr>
-        <w:t>क्विरिनियुस</w:t>
-      </w:r>
-      <w:r>
-        <w:rPr>
-          <w:lang w:val="hi_IN" w:bidi="hi_IN"/>
-        </w:rPr>
-      </w:r>
-    </w:p>
-    <w:p>
-      <w:pPr>
-        <w:pStyle w:val="Heading2"/>
-      </w:pPr>
-      <w:r>
-        <w:rPr>
-          <w:lang w:val="hi_IN" w:bidi="hi_IN"/>
-        </w:rPr>
-        <w:t>क्विरिनियुस</w:t>
-      </w:r>
-    </w:p>
-    <w:p>
-      <w:pPr/>
-      <w:r>
-        <w:rPr>
-          <w:lang w:val="hi_IN" w:bidi="hi_IN"/>
-        </w:rPr>
-      </w:r>
-      <w:r>
-        <w:rPr>
-          <w:lang w:val="hi_IN" w:bidi="hi_IN"/>
-        </w:rPr>
-        <w:t>यीशु के जन्म के समय के सीरिया के रोमी राज्यपाल (</w:t>
+        <w:t xml:space="preserve">; </w:t>
       </w:r>
       <w:hyperlink r:id="rId14">
         <w:r>
@@ -395,81 +339,151 @@
             <w:color w:val="0000EE"/>
             <w:u w:val="single"/>
           </w:rPr>
-          <w:t>लूका 2:2</w:t>
+          <w:t>व्य.वि. 28:22</w:t>
         </w:r>
       </w:hyperlink>
       <w:r>
         <w:rPr>
           <w:lang w:val="hi_IN" w:bidi="hi_IN"/>
         </w:rPr>
-        <w:t>)। रोमी इतिहासकार टासिटस (</w:t>
+        <w:t xml:space="preserve">)। हालांकि, इसका विशेष रूप से मतलब </w:t>
+      </w:r>
+      <w:r>
+        <w:rPr>
+          <w:lang w:val="hi_IN" w:bidi="hi_IN"/>
+        </w:rPr>
+        <w:t xml:space="preserve">क्षयरोग </w:t>
+      </w:r>
+      <w:r>
+        <w:rPr>
+          <w:lang w:val="hi_IN" w:bidi="hi_IN"/>
+        </w:rPr>
+        <w:t xml:space="preserve">नहीं है; बल्कि, यह किसी </w:t>
+      </w:r>
+      <w:r>
+        <w:rPr>
+          <w:lang w:val="hi_IN" w:bidi="hi_IN"/>
+        </w:rPr>
+        <w:t xml:space="preserve">दीर्घकालिक </w:t>
+      </w:r>
+      <w:r>
+        <w:rPr>
+          <w:lang w:val="hi_IN" w:bidi="hi_IN"/>
+        </w:rPr>
+        <w:t>क्षयकारी रोग प्रक्रिया को निर्दिष्ट करता है, संभवतः कैंसर, दस्त, कुपोषण, मलेरिया, गुर्दे की विफलता और अन्य विकार शामिल हैं। बाइबल संदर्भों में, तपेदिक को कई चिकित्सा लक्षणों में से एक के रूप में सूचीबद्ध किया गया है जो उन लोगों को चेतावनी देते हैं जो प्रभु की आज्ञाओं का पालन नहीं करते हैं।</w:t>
+      </w:r>
+    </w:p>
+    <w:p>
+      <w:pPr/>
+      <w:r>
+        <w:rPr>
+          <w:lang w:val="hi_IN" w:bidi="hi_IN"/>
+        </w:rPr>
       </w:r>
       <w:r>
         <w:rPr>
           <w:i/>
           <w:lang w:val="hi_IN" w:bidi="hi_IN"/>
         </w:rPr>
-        <w:t>इतिहास</w:t>
-      </w:r>
-      <w:r>
-        <w:rPr>
-          <w:lang w:val="hi_IN" w:bidi="hi_IN"/>
-        </w:rPr>
-        <w:t xml:space="preserve"> 3.48) के अनुसार, पब्लियस सुल्पिसियस क्विरिनियुस को 12 ईसा पूर्व में सीरिया का कौंसल चुना गया था। उन्हें लगभग 7 ईसा पूर्व में वारुस के साथ सीरिया का लेगाटस (या राज्यपाल) नियुक्त किया गया। उनके कर्तव्य सैन्य और विदेशी मामलों में थे। वारुस ने नागरिक मामलों को संभाला। क्विरिनियुस का राज्यपाल के रूप में पहला कार्यकाल कई वर्षों तक चला। उन्होंने होमोनाडेन्सेस के खिलाफ सफलता के अभियान का नेतृत्व किया। वे आसिया के उपद्वीप के </w:t>
-      </w:r>
-      <w:r>
-        <w:rPr>
-          <w:lang w:val="hi_IN" w:bidi="hi_IN"/>
-        </w:rPr>
-        <w:t>किलिकिया</w:t>
-      </w:r>
-      <w:r>
-        <w:rPr>
-          <w:lang w:val="hi_IN" w:bidi="hi_IN"/>
-        </w:rPr>
-        <w:t xml:space="preserve"> प्रांत में विद्रोही पर्वतीय समूह थे। उन्होंने </w:t>
-      </w:r>
-      <w:r>
-        <w:rPr>
-          <w:lang w:val="hi_IN" w:bidi="hi_IN"/>
-        </w:rPr>
-        <w:t>औगुस्तुस कैसर</w:t>
-      </w:r>
-      <w:r>
-        <w:rPr>
-          <w:lang w:val="hi_IN" w:bidi="hi_IN"/>
-        </w:rPr>
-        <w:t xml:space="preserve"> द्वारा आदेशित साम्राज्य-व्यापी जनगणना की भी देखरेख की। लूका ने दर्ज किया है कि यीशु का जन्म इस पहले नामांकन के समय हुआ था “</w:t>
-      </w:r>
-      <w:r>
-        <w:rPr>
-          <w:lang w:val="hi_IN" w:bidi="hi_IN"/>
-        </w:rPr>
-        <w:t>जब क्विरिनियुस सीरिया का राज्यपाल था</w:t>
-      </w:r>
-      <w:r>
-        <w:rPr>
-          <w:lang w:val="hi_IN" w:bidi="hi_IN"/>
-        </w:rPr>
-        <w:t>” (</w:t>
-      </w:r>
-      <w:hyperlink r:id="rId14">
-        <w:r>
-          <w:rPr>
-            <w:lang w:val="hi_IN" w:bidi="hi_IN"/>
-          </w:rPr>
-          <w:rPr>
-            <w:color w:val="0000EE"/>
-            <w:u w:val="single"/>
-          </w:rPr>
-          <w:t>लूका 2:2</w:t>
-        </w:r>
-      </w:hyperlink>
-      <w:r>
-        <w:rPr>
-          <w:lang w:val="hi_IN" w:bidi="hi_IN"/>
-        </w:rPr>
-        <w:t>)। मत्ती कहते हैं कि यह राजा हेरोदेस महान के शासनकाल के दौरान था (</w:t>
+        <w:t>यह भी देखें</w:t>
+      </w:r>
+      <w:r>
+        <w:rPr>
+          <w:lang w:val="hi_IN" w:bidi="hi_IN"/>
+        </w:rPr>
+        <w:t xml:space="preserve"> </w:t>
+      </w:r>
+      <w:r>
+        <w:rPr>
+          <w:lang w:val="hi_IN" w:bidi="hi_IN"/>
+        </w:rPr>
+        <w:t>रोग</w:t>
+      </w:r>
+      <w:r>
+        <w:rPr>
+          <w:lang w:val="hi_IN" w:bidi="hi_IN"/>
+        </w:rPr>
+        <w:t xml:space="preserve">; </w:t>
+      </w:r>
+      <w:r>
+        <w:rPr>
+          <w:lang w:val="hi_IN" w:bidi="hi_IN"/>
+        </w:rPr>
+        <w:t>औषधियाँ और चिकित्सा अभ्यास</w:t>
+      </w:r>
+      <w:r>
+        <w:rPr>
+          <w:lang w:val="hi_IN" w:bidi="hi_IN"/>
+        </w:rPr>
+        <w:t>।</w:t>
+      </w:r>
+      <w:r>
+        <w:rPr>
+          <w:lang w:val="hi_IN" w:bidi="hi_IN"/>
+        </w:rPr>
+      </w:r>
+      <w:r>
+        <w:rPr>
+          <w:lang w:val="hi_IN" w:bidi="hi_IN"/>
+        </w:rPr>
+      </w:r>
+    </w:p>
+    <w:p>
+      <w:pPr/>
+      <w:r>
+        <w:rPr>
+          <w:lang w:val="hi_IN" w:bidi="hi_IN"/>
+        </w:rPr>
+      </w:r>
+    </w:p>
+    <w:p>
+      <w:pPr>
+        <w:pStyle w:val="Heading2"/>
+      </w:pPr>
+      <w:r>
+        <w:rPr>
+          <w:lang w:val="hi_IN" w:bidi="hi_IN"/>
+        </w:rPr>
+        <w:t>क्षयर्ष</w:t>
+      </w:r>
+      <w:r>
+        <w:rPr>
+          <w:lang w:val="hi_IN" w:bidi="hi_IN"/>
+        </w:rPr>
+      </w:r>
+    </w:p>
+    <w:p>
+      <w:pPr>
+        <w:pStyle w:val="ListNumber"/>
+        <w:numPr>
+          <w:ilvl w:val="0"/>
+          <w:numId w:val="14"/>
+        </w:numPr>
+        <w:spacing w:line="240" w:lineRule="auto"/>
+        <w:ind w:left="720"/>
+      </w:pPr>
+      <w:r>
+        <w:rPr>
+          <w:lang w:val="hi_IN" w:bidi="hi_IN"/>
+        </w:rPr>
+      </w:r>
+      <w:r>
+        <w:rPr>
+          <w:lang w:val="hi_IN" w:bidi="hi_IN"/>
+        </w:rPr>
+        <w:t>फारसी राजा, जिन्हें पश्चिमी पाठक क्षयर्ष प्रथम के नाम से बेहतर जानते हैं, उन्होंने 486 से 465 ई.पू. तक शासन किया। वह दारा प्रथम (</w:t>
+      </w:r>
+      <w:r>
+        <w:rPr>
+          <w:lang w:val="hi_IN" w:bidi="hi_IN"/>
+        </w:rPr>
+        <w:t>हिस्टैस्पिस</w:t>
+      </w:r>
+      <w:r>
+        <w:rPr>
+          <w:lang w:val="hi_IN" w:bidi="hi_IN"/>
+        </w:rPr>
+        <w:t xml:space="preserve">) के पुत्र और उत्तराधिकारी थे। </w:t>
       </w:r>
       <w:hyperlink r:id="rId15">
         <w:r>
@@ -480,53 +494,64 @@
             <w:color w:val="0000EE"/>
             <w:u w:val="single"/>
           </w:rPr>
-          <w:t>मत्ती 2:1</w:t>
+          <w:t>एज्रा 4:6</w:t>
         </w:r>
       </w:hyperlink>
       <w:r>
         <w:rPr>
           <w:lang w:val="hi_IN" w:bidi="hi_IN"/>
         </w:rPr>
-        <w:t>), संभवतः 4 ईसा पूर्व में।</w:t>
-      </w:r>
-    </w:p>
-    <w:p>
-      <w:pPr/>
-      <w:r>
-        <w:rPr>
-          <w:lang w:val="hi_IN" w:bidi="hi_IN"/>
-        </w:rPr>
-      </w:r>
-      <w:r>
-        <w:rPr>
-          <w:lang w:val="hi_IN" w:bidi="hi_IN"/>
-        </w:rPr>
-        <w:t>क्विरिनियुस 1 ईसा पूर्व में गयुस कैसर के हाकिम बने। उन्होंने 2 ईस्वी में एमिलिया लेडिपा से विवाह किया, परन्तु बाद में उनसे तलाक ले लिया। 6 ईस्वी में, उन्हें सीरिया का लेगाटस पुनः नियुक्त किया गया, संभवतः इस पद पर कुछ वर्षों तक सेवा करते रहे। इस दूसरी प्रशासन में क्विरिनियुस ने फिर से यहूदिया की जनगणना की निगरानी की। दूसरी जनगणना यहूदी रीति के अनुसार नहीं की गई थी, जैसे कि पहली की गई थी। दूसरी जनगणना ने यहूदियों को रोम के अधीनस्थ लोगों के रूप में कर लगाया। इससे रोम के खिलाफ़ यहूदियों का विरोध और विद्रोह हुआ। यह संभवतः वही जनगणना है जिसका उल्लेख यहूदी इतिहासकार जोसेफस (</w:t>
-      </w:r>
-      <w:r>
-        <w:rPr>
-          <w:i/>
-          <w:lang w:val="hi_IN" w:bidi="hi_IN"/>
-        </w:rPr>
-        <w:t>प्राचीन समय</w:t>
-      </w:r>
-      <w:r>
-        <w:rPr>
-          <w:lang w:val="hi_IN" w:bidi="hi_IN"/>
-        </w:rPr>
-        <w:t xml:space="preserve"> 17.13.5) और </w:t>
-      </w:r>
-      <w:r>
-        <w:rPr>
-          <w:lang w:val="hi_IN" w:bidi="hi_IN"/>
-        </w:rPr>
-        <w:t>गमलीएल</w:t>
-      </w:r>
-      <w:r>
-        <w:rPr>
-          <w:lang w:val="hi_IN" w:bidi="hi_IN"/>
-        </w:rPr>
-        <w:t xml:space="preserve"> (</w:t>
+        <w:t xml:space="preserve"> में क्षयर्ष को यहूदियों पर उनके मंदिर के पुनर्निर्माण का आरोप लगाते हुए पत्र प्राप्त हुए।</w:t>
+        <w:br/>
+      </w:r>
+      <w:r>
+        <w:rPr>
+          <w:lang w:val="hi_IN" w:bidi="hi_IN"/>
+        </w:rPr>
+        <w:t xml:space="preserve">एस्तेर की पुस्तक में क्षयर्ष का महत्वपूर्ण स्थान है। यूनानी इतिहासकार हेरोडोटस के अनुसार, अपने शासन के तीसरे वर्ष में क्षयर्ष ने यूनान पर आक्रमण की योजना बनाई। </w:t>
+      </w:r>
+      <w:r>
+        <w:rPr>
+          <w:lang w:val="hi_IN" w:bidi="hi_IN"/>
+        </w:rPr>
+        <w:t>एस्तेर की पुस्तक की शुरुआत इसी योजना के तहत आयोजित एक भोज से होती है</w:t>
+      </w:r>
+      <w:r>
+        <w:rPr>
+          <w:lang w:val="hi_IN" w:bidi="hi_IN"/>
+        </w:rPr>
+        <w:t xml:space="preserve">। 480 ई.पू. में यूनान पर उनका आक्रमण विफल रहा। इसके बाद, क्षयर्ष ने एस्तेर में दर्ज व्यक्तिगत मामलों की ओर ध्यान दिया। एस्तेर क्षयर्ष की दूसरी पत्नी थी। एस्तेर और उनके चचेरे भाई मोर्दकै ने राजा को यहूदियों को मारने की योजना को रोकने के लिए </w:t>
+      </w:r>
+      <w:r>
+        <w:rPr>
+          <w:lang w:val="hi_IN" w:bidi="hi_IN"/>
+        </w:rPr>
+        <w:t>मनाया</w:t>
+      </w:r>
+      <w:r>
+        <w:rPr>
+          <w:lang w:val="hi_IN" w:bidi="hi_IN"/>
+        </w:rPr>
+        <w:t xml:space="preserve">। क्षयर्ष ने अपने </w:t>
+      </w:r>
+      <w:r>
+        <w:rPr>
+          <w:lang w:val="hi_IN" w:bidi="hi_IN"/>
+        </w:rPr>
+        <w:t>प्रमुख</w:t>
+      </w:r>
+      <w:r>
+        <w:rPr>
+          <w:lang w:val="hi_IN" w:bidi="hi_IN"/>
+        </w:rPr>
+        <w:t xml:space="preserve"> सहायक हामान की मृत्यु का आदेश दिया, जिसने यहूदियों के खिलाफ कानून बनाने का प्रयास किया था। क्षयर्ष ने हामान को फाँसी देकर मरवा दिया।</w:t>
+        <w:br/>
+      </w:r>
+      <w:r>
+        <w:rPr>
+          <w:lang w:val="hi_IN" w:bidi="hi_IN"/>
+        </w:rPr>
+        <w:t>क्षयर्ष ने एक बड़े क्षेत्र “भारत से लेकर कूश देश तक” (</w:t>
       </w:r>
       <w:hyperlink r:id="rId16">
         <w:r>
@@ -537,14 +562,145 @@
             <w:color w:val="0000EE"/>
             <w:u w:val="single"/>
           </w:rPr>
-          <w:t>प्रेरि 5:37</w:t>
+          <w:t>एस्त 1:1</w:t>
         </w:r>
       </w:hyperlink>
       <w:r>
         <w:rPr>
           <w:lang w:val="hi_IN" w:bidi="hi_IN"/>
         </w:rPr>
-        <w:t>) द्वारा किया गया है।</w:t>
+        <w:t xml:space="preserve">) नियंत्रण रखा। उन्होंने शूशन और </w:t>
+      </w:r>
+      <w:r>
+        <w:rPr>
+          <w:lang w:val="hi_IN" w:bidi="hi_IN"/>
+        </w:rPr>
+        <w:t>पर्सेपोलिस</w:t>
+      </w:r>
+      <w:r>
+        <w:rPr>
+          <w:lang w:val="hi_IN" w:bidi="hi_IN"/>
+        </w:rPr>
+        <w:t xml:space="preserve"> में कई निर्माण करवाए। उनका शासन 465 ई.पू. में समाप्त हो गया जब उनके शयनकक्ष में उनकी हत्या कर दी गई। तोबीत की पुस्तक गलत तरीके से उन्हें नीनवे का विजेता कहती है (</w:t>
+      </w:r>
+      <w:hyperlink r:id="rId17">
+        <w:r>
+          <w:rPr>
+            <w:lang w:val="hi_IN" w:bidi="hi_IN"/>
+          </w:rPr>
+          <w:rPr>
+            <w:color w:val="0000EE"/>
+            <w:u w:val="single"/>
+          </w:rPr>
+          <w:t>तोबी 14:15</w:t>
+        </w:r>
+      </w:hyperlink>
+      <w:r>
+        <w:rPr>
+          <w:lang w:val="hi_IN" w:bidi="hi_IN"/>
+        </w:rPr>
+        <w:t xml:space="preserve">), लेकिन नीनवे 612 ई.पू. में नष्ट हो गया था, जो क्षयर्ष के जन्म से एक सदी पहले की बात है। </w:t>
+      </w:r>
+      <w:r>
+        <w:rPr>
+          <w:i/>
+          <w:lang w:val="hi_IN" w:bidi="hi_IN"/>
+        </w:rPr>
+        <w:t>देखें</w:t>
+      </w:r>
+      <w:r>
+        <w:rPr>
+          <w:lang w:val="hi_IN" w:bidi="hi_IN"/>
+        </w:rPr>
+        <w:t xml:space="preserve"> </w:t>
+      </w:r>
+      <w:r>
+        <w:rPr>
+          <w:lang w:val="hi_IN" w:bidi="hi_IN"/>
+        </w:rPr>
+        <w:t>फारस, फारसी</w:t>
+      </w:r>
+      <w:r>
+        <w:rPr>
+          <w:lang w:val="hi_IN" w:bidi="hi_IN"/>
+        </w:rPr>
+        <w:t xml:space="preserve">; </w:t>
+      </w:r>
+      <w:r>
+        <w:rPr>
+          <w:lang w:val="hi_IN" w:bidi="hi_IN"/>
+        </w:rPr>
+        <w:t>एस्तेर की पुस्तक</w:t>
+      </w:r>
+      <w:r>
+        <w:rPr>
+          <w:lang w:val="hi_IN" w:bidi="hi_IN"/>
+        </w:rPr>
+        <w:t xml:space="preserve">; </w:t>
+      </w:r>
+      <w:r>
+        <w:rPr>
+          <w:lang w:val="hi_IN" w:bidi="hi_IN"/>
+        </w:rPr>
+        <w:t>इस्राएल का इतिहास</w:t>
+      </w:r>
+      <w:r>
+        <w:rPr>
+          <w:lang w:val="hi_IN" w:bidi="hi_IN"/>
+        </w:rPr>
+        <w:t>।</w:t>
+      </w:r>
+    </w:p>
+    <w:p>
+      <w:pPr>
+        <w:pStyle w:val="ListNumber"/>
+        <w:spacing w:line="240" w:lineRule="auto"/>
+        <w:ind w:left="720"/>
+      </w:pPr>
+      <w:r>
+        <w:rPr>
+          <w:lang w:val="hi_IN" w:bidi="hi_IN"/>
+        </w:rPr>
+      </w:r>
+      <w:r>
+        <w:rPr>
+          <w:lang w:val="hi_IN" w:bidi="hi_IN"/>
+        </w:rPr>
+        <w:t>दारा</w:t>
+      </w:r>
+      <w:r>
+        <w:rPr>
+          <w:lang w:val="hi_IN" w:bidi="hi_IN"/>
+        </w:rPr>
+        <w:t xml:space="preserve"> मादी के पिता (</w:t>
+      </w:r>
+      <w:hyperlink r:id="rId18">
+        <w:r>
+          <w:rPr>
+            <w:lang w:val="hi_IN" w:bidi="hi_IN"/>
+          </w:rPr>
+          <w:rPr>
+            <w:color w:val="0000EE"/>
+            <w:u w:val="single"/>
+          </w:rPr>
+          <w:t>दानि 9:1</w:t>
+        </w:r>
+      </w:hyperlink>
+      <w:r>
+        <w:rPr>
+          <w:lang w:val="hi_IN" w:bidi="hi_IN"/>
+        </w:rPr>
+        <w:t>)। इस पिता और पुत्र की पहचान अज्ञात है।</w:t>
+      </w:r>
+      <w:r>
+        <w:rPr>
+          <w:lang w:val="hi_IN" w:bidi="hi_IN"/>
+        </w:rPr>
+      </w:r>
+      <w:r>
+        <w:rPr>
+          <w:lang w:val="hi_IN" w:bidi="hi_IN"/>
+        </w:rPr>
       </w:r>
     </w:p>
     <w:p>
@@ -554,11 +710,21 @@
           <w:lang w:val="hi_IN" w:bidi="hi_IN"/>
         </w:rPr>
       </w:r>
-      <w:r>
-        <w:rPr>
-          <w:lang w:val="hi_IN" w:bidi="hi_IN"/>
-        </w:rPr>
-        <w:t>क्विरिनियुस के कार्यकाल का शेष भाग संभवतः रोम में बिताया गया था, जहाँ 21 ई. में वृद्धावस्था में उनकी मृत्यु हो गई।</w:t>
+    </w:p>
+    <w:p>
+      <w:pPr>
+        <w:pStyle w:val="Heading2"/>
+      </w:pPr>
+      <w:r>
+        <w:rPr>
+          <w:lang w:val="hi_IN" w:bidi="hi_IN"/>
+        </w:rPr>
+        <w:t>क्षयर्ष</w:t>
+      </w:r>
+      <w:r>
+        <w:rPr>
+          <w:lang w:val="hi_IN" w:bidi="hi_IN"/>
+        </w:rPr>
       </w:r>
     </w:p>
     <w:p>
@@ -572,32 +738,50 @@
         <w:rPr>
           <w:lang w:val="hi_IN" w:bidi="hi_IN"/>
         </w:rPr>
-        <w:t>जनगणना</w:t>
-      </w:r>
-      <w:r>
-        <w:rPr>
-          <w:lang w:val="hi_IN" w:bidi="hi_IN"/>
-        </w:rPr>
-        <w:t xml:space="preserve">; </w:t>
-      </w:r>
-      <w:r>
-        <w:rPr>
-          <w:lang w:val="hi_IN" w:bidi="hi_IN"/>
-        </w:rPr>
-        <w:t xml:space="preserve">बाइबल का कालक्रम (नया नियम) </w:t>
+        <w:t xml:space="preserve">एज्रा </w:t>
+      </w:r>
+      <w:hyperlink r:id="rId15">
+        <w:r>
+          <w:rPr>
+            <w:lang w:val="hi_IN" w:bidi="hi_IN"/>
+          </w:rPr>
+          <w:rPr>
+            <w:color w:val="0000EE"/>
+            <w:u w:val="single"/>
+          </w:rPr>
+          <w:t>4:6</w:t>
+        </w:r>
+      </w:hyperlink>
+      <w:r>
+        <w:rPr>
+          <w:lang w:val="hi_IN" w:bidi="hi_IN"/>
+        </w:rPr>
+        <w:t xml:space="preserve"> और एस्तेर की पुस्तक में क्षयर्ष का एन.आई.वी. और एन.एल.टी अनुवाद। </w:t>
       </w:r>
       <w:r>
         <w:rPr>
           <w:i/>
           <w:lang w:val="hi_IN" w:bidi="hi_IN"/>
         </w:rPr>
-        <w:t>भी देखें</w:t>
-      </w:r>
-      <w:r>
-        <w:rPr>
-          <w:lang w:val="hi_IN" w:bidi="hi_IN"/>
-        </w:rPr>
-        <w:t xml:space="preserve"> ।</w:t>
+        <w:t>देखें</w:t>
+      </w:r>
+      <w:r>
+        <w:rPr>
+          <w:lang w:val="hi_IN" w:bidi="hi_IN"/>
+        </w:rPr>
+        <w:t xml:space="preserve"> </w:t>
+      </w:r>
+      <w:r>
+        <w:rPr>
+          <w:lang w:val="hi_IN" w:bidi="hi_IN"/>
+        </w:rPr>
+        <w:t>क्षयर्ष #1</w:t>
+      </w:r>
+      <w:r>
+        <w:rPr>
+          <w:lang w:val="hi_IN" w:bidi="hi_IN"/>
+        </w:rPr>
+        <w:t xml:space="preserve">। </w:t>
       </w:r>
       <w:r>
         <w:rPr>
@@ -2499,6 +2683,12 @@
   </w:num>
   <w:num w:numId="13" w16cid:durableId="592781308">
     <w:abstractNumId w:val="11"/>
+  </w:num>
+  <w:num w:numId="14">
+    <w:abstractNumId w:val="3"/>
+    <w:lvlOverride w:ilvl="0">
+      <w:startOverride w:val="1"/>
+    </w:lvlOverride>
   </w:num>
   <w:numIdMacAtCleanup w:val="10"/>
 </w:numbering>

--- a/hin/docx/019.content.docx
+++ b/hin/docx/019.content.docx
@@ -19,7 +19,7 @@
         <w:rPr>
           <w:lang w:val="hi_IN" w:bidi="hi_IN"/>
         </w:rPr>
-        <w:t>Resource: Tyndale Open Bible Dictionary</w:t>
+        <w:t>Resource: Aquifer Open Bible Dictionary</w:t>
       </w:r>
       <w:r>
         <w:rPr>
@@ -112,7 +112,7 @@
         <w:rPr>
           <w:lang w:val="hi_IN" w:bidi="hi_IN"/>
         </w:rPr>
-        <w:t>Tyndale Open Bible Dictionary</w:t>
+        <w:t>Aquifer Open Bible Dictionary</w:t>
       </w:r>
     </w:p>
     <w:p>

--- a/hin/docx/019.content.docx
+++ b/hin/docx/019.content.docx
@@ -312,36 +312,24 @@
         </w:rPr>
         <w:t>को संबोधित करने वाला चिकित्सकीय शब्द है। बाइबल में "क्षय रोग" शब्द दो बार आता है (</w:t>
       </w:r>
-      <w:hyperlink r:id="rId13">
-        <w:r>
-          <w:rPr>
-            <w:lang w:val="hi_IN" w:bidi="hi_IN"/>
-          </w:rPr>
-          <w:rPr>
-            <w:color w:val="0000EE"/>
-            <w:u w:val="single"/>
-          </w:rPr>
-          <w:t xml:space="preserve"> लैव्य 26:16</w:t>
-        </w:r>
-      </w:hyperlink>
+      <w:r>
+        <w:rPr>
+          <w:lang w:val="hi_IN" w:bidi="hi_IN"/>
+        </w:rPr>
+        <w:t xml:space="preserve"> लैव्य 26:16</w:t>
+      </w:r>
       <w:r>
         <w:rPr>
           <w:lang w:val="hi_IN" w:bidi="hi_IN"/>
         </w:rPr>
         <w:t xml:space="preserve">; </w:t>
       </w:r>
-      <w:hyperlink r:id="rId14">
-        <w:r>
-          <w:rPr>
-            <w:lang w:val="hi_IN" w:bidi="hi_IN"/>
-          </w:rPr>
-          <w:rPr>
-            <w:color w:val="0000EE"/>
-            <w:u w:val="single"/>
-          </w:rPr>
-          <w:t>व्य.वि. 28:22</w:t>
-        </w:r>
-      </w:hyperlink>
+      <w:r>
+        <w:rPr>
+          <w:lang w:val="hi_IN" w:bidi="hi_IN"/>
+        </w:rPr>
+        <w:t>व्य.वि. 28:22</w:t>
+      </w:r>
       <w:r>
         <w:rPr>
           <w:lang w:val="hi_IN" w:bidi="hi_IN"/>
@@ -485,18 +473,12 @@
         </w:rPr>
         <w:t xml:space="preserve">) के पुत्र और उत्तराधिकारी थे। </w:t>
       </w:r>
-      <w:hyperlink r:id="rId15">
-        <w:r>
-          <w:rPr>
-            <w:lang w:val="hi_IN" w:bidi="hi_IN"/>
-          </w:rPr>
-          <w:rPr>
-            <w:color w:val="0000EE"/>
-            <w:u w:val="single"/>
-          </w:rPr>
-          <w:t>एज्रा 4:6</w:t>
-        </w:r>
-      </w:hyperlink>
+      <w:r>
+        <w:rPr>
+          <w:lang w:val="hi_IN" w:bidi="hi_IN"/>
+        </w:rPr>
+        <w:t>एज्रा 4:6</w:t>
+      </w:r>
       <w:r>
         <w:rPr>
           <w:lang w:val="hi_IN" w:bidi="hi_IN"/>
@@ -553,18 +535,12 @@
         </w:rPr>
         <w:t>क्षयर्ष ने एक बड़े क्षेत्र “भारत से लेकर कूश देश तक” (</w:t>
       </w:r>
-      <w:hyperlink r:id="rId16">
-        <w:r>
-          <w:rPr>
-            <w:lang w:val="hi_IN" w:bidi="hi_IN"/>
-          </w:rPr>
-          <w:rPr>
-            <w:color w:val="0000EE"/>
-            <w:u w:val="single"/>
-          </w:rPr>
-          <w:t>एस्त 1:1</w:t>
-        </w:r>
-      </w:hyperlink>
+      <w:r>
+        <w:rPr>
+          <w:lang w:val="hi_IN" w:bidi="hi_IN"/>
+        </w:rPr>
+        <w:t>एस्त 1:1</w:t>
+      </w:r>
       <w:r>
         <w:rPr>
           <w:lang w:val="hi_IN" w:bidi="hi_IN"/>
@@ -581,25 +557,7 @@
         <w:rPr>
           <w:lang w:val="hi_IN" w:bidi="hi_IN"/>
         </w:rPr>
-        <w:t xml:space="preserve"> में कई निर्माण करवाए। उनका शासन 465 ई.पू. में समाप्त हो गया जब उनके शयनकक्ष में उनकी हत्या कर दी गई। तोबीत की पुस्तक गलत तरीके से उन्हें नीनवे का विजेता कहती है (</w:t>
-      </w:r>
-      <w:hyperlink r:id="rId17">
-        <w:r>
-          <w:rPr>
-            <w:lang w:val="hi_IN" w:bidi="hi_IN"/>
-          </w:rPr>
-          <w:rPr>
-            <w:color w:val="0000EE"/>
-            <w:u w:val="single"/>
-          </w:rPr>
-          <w:t>तोबी 14:15</w:t>
-        </w:r>
-      </w:hyperlink>
-      <w:r>
-        <w:rPr>
-          <w:lang w:val="hi_IN" w:bidi="hi_IN"/>
-        </w:rPr>
-        <w:t xml:space="preserve">), लेकिन नीनवे 612 ई.पू. में नष्ट हो गया था, जो क्षयर्ष के जन्म से एक सदी पहले की बात है। </w:t>
+        <w:t xml:space="preserve"> में कई निर्माण करवाए। उनका शासन 465 ई.पू. में समाप्त हो गया जब उनके शयनकक्ष में उनकी हत्या कर दी गई। तोबीत की पुस्तक गलत तरीके से उन्हें नीनवे का विजेता कहती है (तोबी 14:15), लेकिन नीनवे 612 ई.पू. में नष्ट हो गया था, जो क्षयर्ष के जन्म से एक सदी पहले की बात है। </w:t>
       </w:r>
       <w:r>
         <w:rPr>
@@ -674,18 +632,12 @@
         </w:rPr>
         <w:t xml:space="preserve"> मादी के पिता (</w:t>
       </w:r>
-      <w:hyperlink r:id="rId18">
-        <w:r>
-          <w:rPr>
-            <w:lang w:val="hi_IN" w:bidi="hi_IN"/>
-          </w:rPr>
-          <w:rPr>
-            <w:color w:val="0000EE"/>
-            <w:u w:val="single"/>
-          </w:rPr>
-          <w:t>दानि 9:1</w:t>
-        </w:r>
-      </w:hyperlink>
+      <w:r>
+        <w:rPr>
+          <w:lang w:val="hi_IN" w:bidi="hi_IN"/>
+        </w:rPr>
+        <w:t>दानि 9:1</w:t>
+      </w:r>
       <w:r>
         <w:rPr>
           <w:lang w:val="hi_IN" w:bidi="hi_IN"/>
@@ -740,18 +692,12 @@
         </w:rPr>
         <w:t xml:space="preserve">एज्रा </w:t>
       </w:r>
-      <w:hyperlink r:id="rId15">
-        <w:r>
-          <w:rPr>
-            <w:lang w:val="hi_IN" w:bidi="hi_IN"/>
-          </w:rPr>
-          <w:rPr>
-            <w:color w:val="0000EE"/>
-            <w:u w:val="single"/>
-          </w:rPr>
-          <w:t>4:6</w:t>
-        </w:r>
-      </w:hyperlink>
+      <w:r>
+        <w:rPr>
+          <w:lang w:val="hi_IN" w:bidi="hi_IN"/>
+        </w:rPr>
+        <w:t>4:6</w:t>
+      </w:r>
       <w:r>
         <w:rPr>
           <w:lang w:val="hi_IN" w:bidi="hi_IN"/>
